--- a/AC2-Análise de obitos.docx
+++ b/AC2-Análise de obitos.docx
@@ -151,6 +151,26 @@
       <w:r>
         <w:t xml:space="preserve"> </w:t>
       </w:r>
+      <w:hyperlink r:id="rId7" w:history="1">
+        <w:r>
+          <w:rPr>
+            <w:rStyle w:val="Hyperlink"/>
+          </w:rPr>
+          <w:t>https://youtu.be/inUhr3e</w:t>
+        </w:r>
+        <w:r>
+          <w:rPr>
+            <w:rStyle w:val="Hyperlink"/>
+          </w:rPr>
+          <w:t>q</w:t>
+        </w:r>
+        <w:r>
+          <w:rPr>
+            <w:rStyle w:val="Hyperlink"/>
+          </w:rPr>
+          <w:t>bpk</w:t>
+        </w:r>
+      </w:hyperlink>
     </w:p>
     <w:p>
       <w:pPr>
@@ -159,6 +179,11 @@
     </w:p>
     <w:p>
       <w:pPr>
+        <w:pStyle w:val="PargrafodaLista"/>
+      </w:pPr>
+    </w:p>
+    <w:p>
+      <w:pPr>
         <w:rPr>
           <w:b/>
           <w:bCs/>
@@ -237,8 +262,37 @@
         <w:t xml:space="preserve"> </w:t>
       </w:r>
       <w:r>
-        <w:t>Software Product: Analysis, Specification, Project &amp; Implementation</w:t>
-      </w:r>
+        <w:t xml:space="preserve">Software </w:t>
+      </w:r>
+      <w:proofErr w:type="spellStart"/>
+      <w:r>
+        <w:t>Product</w:t>
+      </w:r>
+      <w:proofErr w:type="spellEnd"/>
+      <w:r>
+        <w:t xml:space="preserve">: </w:t>
+      </w:r>
+      <w:proofErr w:type="spellStart"/>
+      <w:r>
+        <w:t>Analysis</w:t>
+      </w:r>
+      <w:proofErr w:type="spellEnd"/>
+      <w:r>
+        <w:t xml:space="preserve">, </w:t>
+      </w:r>
+      <w:proofErr w:type="spellStart"/>
+      <w:r>
+        <w:t>Specification</w:t>
+      </w:r>
+      <w:proofErr w:type="spellEnd"/>
+      <w:r>
+        <w:t xml:space="preserve">, Project &amp; </w:t>
+      </w:r>
+      <w:proofErr w:type="spellStart"/>
+      <w:r>
+        <w:t>Implementation</w:t>
+      </w:r>
+      <w:proofErr w:type="spellEnd"/>
     </w:p>
     <w:p>
       <w:r>
@@ -251,8 +305,13 @@
       <w:r>
         <w:t xml:space="preserve">  </w:t>
       </w:r>
-      <w:r>
-        <w:t>Antonio de Oliveira Dias</w:t>
+      <w:proofErr w:type="spellStart"/>
+      <w:r>
+        <w:t>Antonio</w:t>
+      </w:r>
+      <w:proofErr w:type="spellEnd"/>
+      <w:r>
+        <w:t xml:space="preserve"> de Oliveira Dias</w:t>
       </w:r>
     </w:p>
     <w:p/>
@@ -294,7 +353,7 @@
       <w:r>
         <w:t xml:space="preserve"> </w:t>
       </w:r>
-      <w:hyperlink r:id="rId7" w:history="1">
+      <w:hyperlink r:id="rId8" w:history="1">
         <w:r>
           <w:rPr>
             <w:rStyle w:val="Hyperlink"/>
@@ -390,7 +449,7 @@
       <w:pPr>
         <w:ind w:left="12" w:firstLine="708"/>
       </w:pPr>
-      <w:hyperlink r:id="rId8" w:history="1">
+      <w:hyperlink r:id="rId9" w:history="1">
         <w:r>
           <w:rPr>
             <w:rStyle w:val="Hyperlink"/>
@@ -422,7 +481,7 @@
       <w:pPr>
         <w:ind w:firstLine="708"/>
       </w:pPr>
-      <w:hyperlink r:id="rId9" w:history="1">
+      <w:hyperlink r:id="rId10" w:history="1">
         <w:r>
           <w:rPr>
             <w:rStyle w:val="Hyperlink"/>
@@ -1283,6 +1342,7 @@
   <w:style w:type="character" w:default="1" w:styleId="Fontepargpadro">
     <w:name w:val="Default Paragraph Font"/>
     <w:uiPriority w:val="1"/>
+    <w:semiHidden/>
     <w:unhideWhenUsed/>
   </w:style>
   <w:style w:type="table" w:default="1" w:styleId="Tabelanormal">
@@ -1617,6 +1677,18 @@
     <w:rPr>
       <w:color w:val="605E5C"/>
       <w:shd w:val="clear" w:color="auto" w:fill="E1DFDD"/>
+    </w:rPr>
+  </w:style>
+  <w:style w:type="character" w:styleId="HiperlinkVisitado">
+    <w:name w:val="FollowedHyperlink"/>
+    <w:basedOn w:val="Fontepargpadro"/>
+    <w:uiPriority w:val="99"/>
+    <w:semiHidden/>
+    <w:unhideWhenUsed/>
+    <w:rsid w:val="00D76BF4"/>
+    <w:rPr>
+      <w:color w:val="954F72" w:themeColor="followedHyperlink"/>
+      <w:u w:val="single"/>
     </w:rPr>
   </w:style>
 </w:styles>
